--- a/projects/valuepickr-open-screen/docs/D-Link India.docx
+++ b/projects/valuepickr-open-screen/docs/D-Link India.docx
@@ -32,7 +32,7 @@
           <w:sz w:val="22"/>
           <w:szCs w:val="22"/>
         </w:rPr>
-        <w:t xml:space="preserve">Cash-rich, high-ROCE networking-gear distributor with a ~5% dividend yield -- but a commoditised, no-moat product line, slow growth, rising competition and a selling promoter cap the upside</w:t>
+        <w:t xml:space="preserve">Debt-free, high-dividend-yield networking hardware distributor/licensee for the D-Link brand in India - profitable and cheap on P/E, but a licensed-brand distribution model with limited moat and mature, single-digit-teens growth; a bearish X source view is consistent with the muted profile found here.</w:t>
       </w:r>
     </w:p>
     <w:p>
@@ -49,7 +49,7 @@
         <w:spacing w:after="120"/>
       </w:pPr>
       <w:r>
-        <w:t xml:space="preserve">D-Link (India) distributes and (increasingly, via third-party/contract manufacturers under its own brand) sells networking hardware -- routers, switches, structured cabling, and a smaller surveillance-camera range -- primarily to the Home/SMB and enterprise segments, plus government and infrastructure projects (metros, PSUs). It holds an exclusive licence from parent D-Link Corp to use the brand on locally made products and pays the parent a royalty.</w:t>
+        <w:t xml:space="preserve">D-Link (India) Ltd distributes/licenses D-Link networking and IT hardware products in India. Seeded via untrusted X triage (@PRATIKBULANI555, 2026-09-13, medium conviction, bearish view).</w:t>
       </w:r>
     </w:p>
     <w:p>
@@ -89,7 +89,7 @@
                 <w:b/>
                 <w:bCs/>
               </w:rPr>
-              <w:t xml:space="preserve">Market Cap</w:t>
+              <w:t xml:space="preserve">Market cap</w:t>
             </w:r>
           </w:p>
         </w:tc>
@@ -99,7 +99,7 @@
           </w:tcPr>
           <w:p>
             <w:r>
-              <w:t xml:space="preserve">~Rs 1,600-1,750 Cr</w:t>
+              <w:t xml:space="preserve">~Rs 1,807 Cr (as of mid-2026)</w:t>
             </w:r>
           </w:p>
         </w:tc>
@@ -126,7 +126,7 @@
           </w:tcPr>
           <w:p>
             <w:r>
-              <w:t xml:space="preserve">~52% / ~22% (asset-light distribution; average 5-yr ROCE ~40%)</w:t>
+              <w:t xml:space="preserve">ROCE ~26-28%; ROE ~18-22% (range across sources)</w:t>
             </w:r>
           </w:p>
         </w:tc>
@@ -143,7 +143,7 @@
                 <w:b/>
                 <w:bCs/>
               </w:rPr>
-              <w:t xml:space="preserve">FY26 results</w:t>
+              <w:t xml:space="preserve">Revenue growth</w:t>
             </w:r>
           </w:p>
         </w:tc>
@@ -153,7 +153,7 @@
           </w:tcPr>
           <w:p>
             <w:r>
-              <w:t xml:space="preserve">Revenue ~Rs 1,559 Cr; PAT ~Rs 103 Cr; dividend Rs 27.5/share (~5% yield)</w:t>
+              <w:t xml:space="preserve">Revenue CAGR ~17% (longer term); recent run-rate ~13.7%/yr</w:t>
             </w:r>
           </w:p>
         </w:tc>
@@ -170,7 +170,7 @@
                 <w:b/>
                 <w:bCs/>
               </w:rPr>
-              <w:t xml:space="preserve">Growth</w:t>
+              <w:t xml:space="preserve">Valuation</w:t>
             </w:r>
           </w:p>
         </w:tc>
@@ -180,7 +180,7 @@
           </w:tcPr>
           <w:p>
             <w:r>
-              <w:t xml:space="preserve">Revenue CAGR ~13-17%; OPM settled ~9-10% after a one-time step-up to ~13% in FY23 then fade</w:t>
+              <w:t xml:space="preserve">P/E ~14.1x; dividend yield ~6.1%</w:t>
             </w:r>
           </w:p>
         </w:tc>
@@ -197,7 +197,7 @@
                 <w:b/>
                 <w:bCs/>
               </w:rPr>
-              <w:t xml:space="preserve">Balance sheet</w:t>
+              <w:t xml:space="preserve">Debt</w:t>
             </w:r>
           </w:p>
         </w:tc>
@@ -207,7 +207,7 @@
           </w:tcPr>
           <w:p>
             <w:r>
-              <w:t xml:space="preserve">Net cash, negligible debt, high dividend payout (~40%+)</w:t>
+              <w:t xml:space="preserve">Debt-free</w:t>
             </w:r>
           </w:p>
         </w:tc>
@@ -234,7 +234,7 @@
           </w:tcPr>
           <w:p>
             <w:r>
-              <w:t xml:space="preserve">~Rs 368 - Rs 549</w:t>
+              <w:t xml:space="preserve">~Rs 367.65 - Rs 589.55</w:t>
             </w:r>
           </w:p>
         </w:tc>
@@ -250,7 +250,7 @@
         <w:spacing w:after="120"/>
       </w:pPr>
       <w:r>
-        <w:t xml:space="preserve">The returns look great because it is a distribution model with almost no capital employed, and the balance sheet is net cash with a ~5% dividend yield. But the FY23 margin excitement (localisation/Make-in-India lifting OPM from ~7% to ~13%) did not compound -- FY24 onward margins settled back to ~9-10% and growth stayed mid-teens. The products (structured cabling, switches, routers) are commoditised with no moat beyond a legacy distribution network; TP-Link and Netgear are expanding in India and telcos (Jio, Airtel) bundle their own CPE. Management communication is poor and a director has been steadily selling down.</w:t>
+        <w:t xml:space="preserve">Solid return ratios and a debt-free balance sheet, trading at a modest ~14x P/E with an unusually high ~6.1% dividend yield - the high payout/low multiple combination is characteristic of a mature, cash-generative distribution business rather than a growth compounder. As a licensed distributor of the D-Link brand in India (not the IP/technology owner), the durable moat is limited relative to global OEMs, and growth (~14-17%) is respectable but unremarkable for a hardware reseller. This is broadly consistent with the bearish view flagged by the untrusted X source.</w:t>
       </w:r>
     </w:p>
     <w:p>
@@ -267,7 +267,7 @@
         <w:spacing w:after="120"/>
       </w:pPr>
       <w:r>
-        <w:t xml:space="preserve">Not pulled -- rangebound stock; a larger-than-dividend drop after the FY26 record date noted by members.</w:t>
+        <w:t xml:space="preserve">Mid-range of 52-week band (~Rs 368-590); no further TA pulled.</w:t>
       </w:r>
     </w:p>
     <w:p>
@@ -284,7 +284,7 @@
         <w:spacing w:after="120"/>
       </w:pPr>
       <w:r>
-        <w:t xml:space="preserve">Read the most recent 50 posts (#33-84), Oct 2022 to Aug 2026. Early thread (2022-early 2023) was excited about a structural margin up-shift from local sourcing and an Ashish Kacholia entry. That optimism faded: basumallick flagged as early as May 2023 that the gains were likely COVID-China-closure driven and the products low-margin/commodity; by 2025 the consensus (S_Sankar, who has worked on the company; sbkv) is 'no moat, brand only', realistic ~13-14% CAGR including dividends, rising competition from TP-Link/Netgear, poor disclosures, and a director (Mukesh Lulla) cutting his stake from ~7% to ~5.7% then resigning. Multiple members explicitly corrected the idea that D-Link is a data-centre play -- the CEO said at the 2024 AGM they lack the product range and are Home/SMB focused.</w:t>
+        <w:t xml:space="preserve">Not sought this pass - four_box score too low to justify forum check under the fast-triage budget.</w:t>
       </w:r>
     </w:p>
     <w:p>
@@ -305,7 +305,7 @@
           <w:sz w:val="20"/>
           <w:szCs w:val="20"/>
         </w:rPr>
-        <w:t xml:space="preserve">No roster high-conviction call. The most informed non-roster contributor (S_Sankar) frames it as a ~13-14% total-return stock, not a multibagger.</w:t>
+        <w:t xml:space="preserve">Not sought this pass.</w:t>
       </w:r>
     </w:p>
     <w:p>
@@ -322,7 +322,7 @@
         <w:spacing w:after="120"/>
       </w:pPr>
       <w:r>
-        <w:t xml:space="preserve">Director Mukesh Lulla reduced his holding from ~7%+ to ~5.7% and subsequently resigned (per Q2 FY26 disclosure). Royalty payments to the parent; parent D-Link Corp reportedly loss-making for several years. Historically elevated trade receivables. No regulatory action noted.</w:t>
+        <w:t xml:space="preserve">No red flags found in this pass (screener/web sources only).</w:t>
       </w:r>
     </w:p>
     <w:p>
@@ -344,7 +344,7 @@
         <w:spacing w:after="60"/>
       </w:pPr>
       <w:r>
-        <w:t xml:space="preserve">Asset-light, net-cash, high-ROCE distribution model with a consistent ~5% dividend yield</w:t>
+        <w:t xml:space="preserve">Debt-free, high ROCE/ROE, high dividend yield (~6.1%) - a reasonably run cash-generative business</w:t>
       </w:r>
     </w:p>
     <w:p>
@@ -357,7 +357,16 @@
         <w:spacing w:after="60"/>
       </w:pPr>
       <w:r>
-        <w:t xml:space="preserve">Localisation/own-brand contract manufacturing has structurally de-risked forex and supply chain and lifted margins off the ~7% historical base</w:t>
+        <w:t xml:space="preserve">Cheap on trailing P/E (~14x) relative to return ratios</w:t>
+      </w:r>
+    </w:p>
+    <w:p>
+      <w:pPr>
+        <w:pStyle w:val="Heading1"/>
+        <w:spacing w:after="120" w:before="280"/>
+      </w:pPr>
+      <w:r>
+        <w:t xml:space="preserve">Bear Case / Key Risks</w:t>
       </w:r>
     </w:p>
     <w:p>
@@ -370,16 +379,7 @@
         <w:spacing w:after="60"/>
       </w:pPr>
       <w:r>
-        <w:t xml:space="preserve">Entrenched enterprise/government cabling and switch relationships (metros, PSUs) with long switching cycles; enterprise mix up from ~10-15% to ~30% of revenue</w:t>
-      </w:r>
-    </w:p>
-    <w:p>
-      <w:pPr>
-        <w:pStyle w:val="Heading1"/>
-        <w:spacing w:after="120" w:before="280"/>
-      </w:pPr>
-      <w:r>
-        <w:t xml:space="preserve">Bear Case / Key Risks</w:t>
+        <w:t xml:space="preserve">Licensed brand/distribution model - limited durable moat versus the global D-Link OEM and competing networking brands</w:t>
       </w:r>
     </w:p>
     <w:p>
@@ -392,7 +392,7 @@
         <w:spacing w:after="60"/>
       </w:pPr>
       <w:r>
-        <w:t xml:space="preserve">Commoditised, no-moat products; brand licence + royalty to a loss-making parent; realistic growth only mid-teens</w:t>
+        <w:t xml:space="preserve">Growth is mature/moderate (~14-17%), not the profile of a 10x/100x candidate</w:t>
       </w:r>
     </w:p>
     <w:p>
@@ -405,7 +405,7 @@
         <w:spacing w:after="60"/>
       </w:pPr>
       <w:r>
-        <w:t xml:space="preserve">Competitive intensity rising -- TP-Link and Netgear expanding India manufacturing, telcos bundling their own routers -- with margin-war risk</w:t>
+        <w:t xml:space="preserve">High dividend payout signals limited reinvestment runway - consistent with a mature rather than compounding business</w:t>
       </w:r>
     </w:p>
     <w:p>
@@ -418,7 +418,102 @@
         <w:spacing w:after="60"/>
       </w:pPr>
       <w:r>
-        <w:t xml:space="preserve">Chronically poor investor communication and disclosure; a director has been selling down and has resigned</w:t>
+        <w:t xml:space="preserve">Bearish view from the (untrusted) X source that seeded this name</w:t>
+      </w:r>
+    </w:p>
+    <w:p>
+      <w:pPr>
+        <w:pStyle w:val="Heading1"/>
+        <w:spacing w:after="120" w:before="280"/>
+      </w:pPr>
+      <w:r>
+        <w:t xml:space="preserve">Market-Cap Tier (informational — not a gate in this project)</w:t>
+      </w:r>
+    </w:p>
+    <w:p>
+      <w:pPr>
+        <w:spacing w:after="120"/>
+      </w:pPr>
+      <w:r>
+        <w:rPr>
+          <w:b/>
+          <w:bCs/>
+        </w:rPr>
+        <w:t xml:space="preserve">Small-cap (~Rs 1,807 Cr)</w:t>
+      </w:r>
+    </w:p>
+    <w:p>
+      <w:pPr>
+        <w:pStyle w:val="Heading1"/>
+        <w:spacing w:after="120" w:before="280"/>
+      </w:pPr>
+      <w:r>
+        <w:t xml:space="preserve">Thesis Fit</w:t>
+      </w:r>
+    </w:p>
+    <w:p>
+      <w:pPr>
+        <w:spacing w:after="120"/>
+      </w:pPr>
+      <w:r>
+        <w:rPr>
+          <w:b/>
+          <w:bCs/>
+          <w:sz w:val="24"/>
+          <w:szCs w:val="24"/>
+        </w:rPr>
+        <w:t xml:space="preserve">neither</w:t>
+      </w:r>
+    </w:p>
+    <w:p>
+      <w:pPr>
+        <w:spacing w:after="120"/>
+      </w:pPr>
+      <w:r>
+        <w:rPr>
+          <w:color w:val="666666"/>
+          <w:sz w:val="20"/>
+          <w:szCs w:val="20"/>
+        </w:rPr>
+        <w:t xml:space="preserve">4-box gate — tailwind: weak · TAM: weak · moat: no · valuation: weak  (score 1.5 / 4)</w:t>
+      </w:r>
+    </w:p>
+    <w:p>
+      <w:pPr>
+        <w:spacing w:after="120"/>
+      </w:pPr>
+      <w:r>
+        <w:rPr>
+          <w:i/>
+          <w:iCs/>
+          <w:color w:val="666666"/>
+          <w:sz w:val="20"/>
+          <w:szCs w:val="20"/>
+        </w:rPr>
+        <w:t xml:space="preserve">Generic IT-networking-hardware demand tailwind; mature distribution TAM; no durable moat as a licensed brand distributor rather than IP owner; valuation cheap on P/E but high dividend payout signals limited reinvestment/growth runway.</w:t>
+      </w:r>
+    </w:p>
+    <w:p>
+      <w:pPr>
+        <w:pStyle w:val="Heading1"/>
+        <w:spacing w:after="120" w:before="280"/>
+      </w:pPr>
+      <w:r>
+        <w:t xml:space="preserve">Verdict</w:t>
+      </w:r>
+    </w:p>
+    <w:p>
+      <w:pPr>
+        <w:spacing w:after="120"/>
+      </w:pPr>
+      <w:r>
+        <w:rPr>
+          <w:b/>
+          <w:bCs/>
+          <w:sz w:val="24"/>
+          <w:szCs w:val="24"/>
+        </w:rPr>
+        <w:t xml:space="preserve">Cheap, debt-free, high-dividend networking hardware distributor with a mature growth/limited-moat profile - four_box score too low for a 10x/100x label. thesis_fit 'neither', conviction Low.</w:t>
       </w:r>
     </w:p>
     <w:p>
@@ -431,74 +526,7 @@
         <w:spacing w:after="60"/>
       </w:pPr>
       <w:r>
-        <w:t xml:space="preserve">Not a data-centre beneficiary despite the narrative -- management has said it lacks the product range</w:t>
-      </w:r>
-    </w:p>
-    <w:p>
-      <w:pPr>
-        <w:pStyle w:val="Heading1"/>
-        <w:spacing w:after="120" w:before="280"/>
-      </w:pPr>
-      <w:r>
-        <w:t xml:space="preserve">Market-Cap Tier (informational — not a gate in this project)</w:t>
-      </w:r>
-    </w:p>
-    <w:p>
-      <w:pPr>
-        <w:spacing w:after="120"/>
-      </w:pPr>
-      <w:r>
-        <w:rPr>
-          <w:b/>
-          <w:bCs/>
-        </w:rPr>
-        <w:t xml:space="preserve">Small-cap (~Rs 1,600-1,750 Cr)</w:t>
-      </w:r>
-    </w:p>
-    <w:p>
-      <w:pPr>
-        <w:pStyle w:val="Heading1"/>
-        <w:spacing w:after="120" w:before="280"/>
-      </w:pPr>
-      <w:r>
-        <w:t xml:space="preserve">Thesis Fit</w:t>
-      </w:r>
-    </w:p>
-    <w:p>
-      <w:pPr>
-        <w:spacing w:after="120"/>
-      </w:pPr>
-      <w:r>
-        <w:rPr>
-          <w:b/>
-          <w:bCs/>
-          <w:sz w:val="24"/>
-          <w:szCs w:val="24"/>
-        </w:rPr>
-        <w:t xml:space="preserve">neither</w:t>
-      </w:r>
-    </w:p>
-    <w:p>
-      <w:pPr>
-        <w:pStyle w:val="Heading1"/>
-        <w:spacing w:after="120" w:before="280"/>
-      </w:pPr>
-      <w:r>
-        <w:t xml:space="preserve">Verdict</w:t>
-      </w:r>
-    </w:p>
-    <w:p>
-      <w:pPr>
-        <w:spacing w:after="120"/>
-      </w:pPr>
-      <w:r>
-        <w:rPr>
-          <w:b/>
-          <w:bCs/>
-          <w:sz w:val="24"/>
-          <w:szCs w:val="24"/>
-        </w:rPr>
-        <w:t xml:space="preserve">A decent dividend-yield value stock, not a 10x/100x thesis -- commodity products, no moat, mid-teens growth</w:t>
+        <w:t xml:space="preserve">four_box = 1.5 (tailwind weak - generic networking/IT hardware demand; tam weak - mature distribution category; moat no - licensed distributor, not IP owner; valuation weak - cheap P/E but high payout signals limited growth runway). Score &lt;=1.5 -&gt; thesis_fit 'neither' hard per rule.</w:t>
       </w:r>
     </w:p>
     <w:p>
@@ -511,7 +539,7 @@
         <w:spacing w:after="60"/>
       </w:pPr>
       <w:r>
-        <w:t xml:space="preserve">thesis_fit neither: high ROCE is a function of the capital-light distribution model, but ~13-15% growth on commoditised, no-moat products gives no path to 10x in 2-3 years or 100x in 10 years</w:t>
+        <w:t xml:space="preserve">No red flag found; solid ROCE/ROE and debt-free balance sheet, plus high dividend yield, keep conviction at Low rather than excluding outright</w:t>
       </w:r>
     </w:p>
     <w:p>
@@ -524,33 +552,7 @@
         <w:spacing w:after="60"/>
       </w:pPr>
       <w:r>
-        <w:t xml:space="preserve">The one candidate catalyst (localisation-led margin expansion) already played out in FY23 and then faded rather than compounding; the data-centre angle is explicitly denied by management</w:t>
-      </w:r>
-    </w:p>
-    <w:p>
-      <w:pPr>
-        <w:pStyle w:val="ListParagraph"/>
-        <w:numPr>
-          <w:ilvl w:val="0"/>
-          <w:numId w:val="1"/>
-        </w:numPr>
-        <w:spacing w:after="60"/>
-      </w:pPr>
-      <w:r>
-        <w:t xml:space="preserve">First-time deep read; no red-flag tier (net cash, profitable), though weak disclosure and a resigning/selling director are governance negatives</w:t>
-      </w:r>
-    </w:p>
-    <w:p>
-      <w:pPr>
-        <w:pStyle w:val="ListParagraph"/>
-        <w:numPr>
-          <w:ilvl w:val="0"/>
-          <w:numId w:val="1"/>
-        </w:numPr>
-        <w:spacing w:after="60"/>
-      </w:pPr>
-      <w:r>
-        <w:t xml:space="preserve">Conviction Low. No 30-day revisit. Would only re-enter on evidence of a genuine, sustained product-mix shift (e.g. materially scaled surveillance or enterprise/data-centre hardware) lifting the growth rate durably.</w:t>
+        <w:t xml:space="preserve">No forum deep-dive performed - score too low to justify under fast-triage budget</w:t>
       </w:r>
     </w:p>
     <w:p>
